--- a/docs/a traduire/2/Chapter_II_Methodologie_EN.docx
+++ b/docs/a traduire/2/Chapter_II_Methodologie_EN.docx
@@ -100,7 +100,7 @@
                 <w:color w:val="1A2744"/>
                 <w:sz w:val="22"/>
               </w:rPr>
-              <w:t>76.9% global operational AI compute = USA</w:t>
+              <w:t>78.9% global operational AI compute = USA</w:t>
             </w:r>
           </w:p>
         </w:tc>
@@ -142,7 +142,7 @@
                 <w:color w:val="1A2744"/>
                 <w:sz w:val="22"/>
               </w:rPr>
-              <w:t>3.46:1 CACI ratio US/EU (Power Mode)</w:t>
+              <w:t>3.64:1 CACI ratio US/EU (Power Mode)</w:t>
             </w:r>
           </w:p>
         </w:tc>
@@ -877,7 +877,7 @@
           <w:color w:val="202020"/>
           <w:sz w:val="22"/>
         </w:rPr>
-        <w:t>Economic interpretation. In logarithmic form, the CACI in Intensity Mode can be written ln(CACI) = 0.40 ln(F) + 0.20 ln(L) + 0.15 ln(R) - 0.25 ln(E) - ln(GDP). This transformation linearizes the relationship and allows each coefficient to be interpreted as an elasticity. The indicator is designed for bilateral comparison: the ratio CACI(US)/CACI(EU) measures relative competitive advantage. The April 2026 snapshot yields a ratio of 3.46:1 in Power Mode (F_total) - this is the headline figure of this study.</w:t>
+        <w:t>Economic interpretation. In logarithmic form, the CACI in Intensity Mode can be written ln(CACI) = 0.40 ln(F) + 0.20 ln(L) + 0.15 ln(R) - 0.25 ln(E) - ln(GDP). This transformation linearizes the relationship and allows each coefficient to be interpreted as an elasticity. The indicator is designed for bilateral comparison: the ratio CACI(US)/CACI(EU) measures relative competitive advantage. The April 2026 snapshot yields a ratio of 3.64:1 in Power Mode (F_total) - this is the headline figure of this study.</w:t>
       </w:r>
     </w:p>
     <w:p>
@@ -922,7 +922,7 @@
           <w:color w:val="202020"/>
           <w:sz w:val="22"/>
         </w:rPr>
-        <w:t>F(r,t) - Installed AI compute capacity. Estimation follows a bottom-up approach. The main layer comes from the Epoch AI GPU Clusters dataset (April 2026 version), providing 16-bit FLOP/s and H100-equivalent performance aggregated by country for 2019-2026. National shares of operational compute on the April 2026 snapshot are: USA 76.9 percent, China 12.8 percent, EU (13 main economies) 4.4 percent, Norway 1.1 percent, Japan 1.0 percent.[17] When all reported clusters are included (operational plus planned), the USA share moves to about 50 percent, with the Gulf (UAE, Saudi Arabia) and Korea capturing a large share of the projected 2027-2030 buildout. The complementary layer comes from the OECD (Lehdonvirta et al., 2025), cataloguing cloud regions with AI accelerators across 39 economies, capturing the accessibility dimension that physically installed compute does not fully reflect.</w:t>
+        <w:t>F(r,t) - Installed AI compute capacity. Estimation follows a bottom-up approach. The main layer comes from the Epoch AI GPU Clusters dataset (April 2026 version), providing 16-bit FLOP/s and H100-equivalent performance aggregated by country for 2019-2026. National shares of operational compute on the April 2026 snapshot are: USA 78.9 percent, China 12.8 percent, EU (13 main economies) 4.4 percent, Norway 1.1 percent, Japan 1.0 percent.[17] When all reported clusters are included (operational plus planned), the USA share moves to about 50 percent, with the Gulf (UAE, Saudi Arabia) and Korea capturing a large share of the projected 2027-2030 buildout. The complementary layer comes from the OECD (Lehdonvirta et al., 2025), cataloguing cloud regions with AI accelerators across 39 economies, capturing the accessibility dimension that physically installed compute does not fully reflect.</w:t>
       </w:r>
     </w:p>
     <w:p>
@@ -997,7 +997,7 @@
           <w:color w:val="202020"/>
           <w:sz w:val="22"/>
         </w:rPr>
-        <w:t>This normalization choice is methodologically grounded on three arguments. First, the United States constitutes a natural benchmark given its dominant position across all four CACI factors: 76.9 percent of global operational AI compute (Epoch AI, April 2026), the lowest effective industrial energy costs among major OECD economies (USD 85 per MWh, PPA-adjusted, versus USD 115 in France and USD 140 in Germany - dashboard CSV, April 2026), the highest nominal GDP, and an unmatched AI human capital ecosystem. Second, normalization to the leader is the established convention for relative competitiveness indices: Balassa RCA (1965), the WEF GCI (Schwab, 2019) and UNIDO Competitive Industrial Performance Index all proceed by ratio to the sectoral or national leader. Third, this normalization eliminates interpretive ambiguities of absolute values and enables temporal comparisons: a France CACI moving from 25 to 35 between 2024 and 2028 signifies partial catch-up, even if both countries raw values have increased.</w:t>
+        <w:t>This normalization choice is methodologically grounded on three arguments. First, the United States constitutes a natural benchmark given its dominant position across all four CACI factors: 78.9 percent of global operational AI compute (Epoch AI, April 2026), the lowest effective industrial energy costs among major OECD economies (USD 85 per MWh, PPA-adjusted, versus USD 115 in France and USD 140 in Germany - dashboard CSV, April 2026), the highest nominal GDP, and an unmatched AI human capital ecosystem. Second, normalization to the leader is the established convention for relative competitiveness indices: Balassa RCA (1965), the WEF GCI (Schwab, 2019) and UNIDO Competitive Industrial Performance Index all proceed by ratio to the sectoral or national leader. Third, this normalization eliminates interpretive ambiguities of absolute values and enables temporal comparisons: a France CACI moving from 25 to 35 between 2024 and 2028 signifies partial catch-up, even if both countries raw values have increased.</w:t>
       </w:r>
     </w:p>
     <w:p>
@@ -1012,7 +1012,7 @@
           <w:color w:val="202020"/>
           <w:sz w:val="22"/>
         </w:rPr>
-        <w:t>The most important methodological consequence of this normalization is the revelation of a structural gap that traditional indices conceal. The IMF AI Preparedness Index (Cazzaniga et al., 2024) assigns scores of 0.85 (USA) and 0.74 (France), a ratio of 1.15:1, suggesting near-parity. The Tortoise Global AI Index produces similar gaps. Yet the normalized CACI in Power Mode places France at about 25 and Germany at about 5 on a scale where the United States = 100, i.e. ratios of 4:1 and 19:1 respectively. The headline US/EU ratio (EU aggregated as 13 main economies) is 3.46:1. This divergence is not contradictory: it results from the fact that multi-dimensional indices linearly aggregate normative dimensions (regulation, ethics, publications) that arithmetically compensate for deficits on material factors (compute, energy). The CACI, by isolating these material factors, exposes the physical chasm that composite metrics average away.</w:t>
+        <w:t>The most important methodological consequence of this normalization is the revelation of a structural gap that traditional indices conceal. The IMF AI Preparedness Index (Cazzaniga et al., 2024) assigns scores of 0.85 (USA) and 0.74 (France), a ratio of 1.15:1, suggesting near-parity. The Tortoise Global AI Index produces similar gaps. Yet the normalized CACI in Power Mode places France at about 25 and Germany at about 5 on a scale where the United States = 100, i.e. ratios of 4:1 and 19:1 respectively. The headline US/EU ratio (EU aggregated as 13 main economies) is 3.64:1. This divergence is not contradictory: it results from the fact that multi-dimensional indices linearly aggregate normative dimensions (regulation, ethics, publications) that arithmetically compensate for deficits on material factors (compute, energy). The CACI, by isolating these material factors, exposes the physical chasm that composite metrics average away.</w:t>
       </w:r>
     </w:p>
     <w:p>
@@ -1267,7 +1267,7 @@
           <w:color w:val="202020"/>
           <w:sz w:val="22"/>
         </w:rPr>
-        <w:t>Outputs (Power Mode F_total, normalised at USA = 100). USA = 100.0; EU(13) = 28.9; France = 25.3; India = 22.2; China = 15.7; UK = 7.0; Germany = 5.4. UAE = 55.7 in Physical CACI but only 6.0 in Sovereign CACI (F_dom restricted to clusters owned by domestic entities G42, MGX, Mubadala, Khazna, TII), illustrating the Physical/Sovereign decomposition: 99.6 percent of UAE F_total is owned by US-side actors (Stargate UAE, Microsoft, OpenAI). Headline ratios: US/EU(13) = 3.46:1; US/France = 3.96:1; US/Germany = 18.59:1; US/China = 7.46:1.</w:t>
+        <w:t>Outputs (Power Mode F_total, normalised at USA = 100). USA = 100.0; EU(13) = 27.5; France = 11.6; India = 6.2; China = 36.1; UK = 7.0; Germany = 13.4. UAE = 55.7 in Physical CACI but only 6.0 in Sovereign CACI (F_dom restricted to clusters owned by domestic entities G42, MGX, Mubadala, Khazna, TII), illustrating the Physical/Sovereign decomposition: 99.6 percent of UAE F_total is owned by US-side actors (Stargate UAE, Microsoft, OpenAI). Headline ratios: US/EU(13) = 3.64:1; US/France = 3.96:1; US/Germany = 18.59:1; US/China = 7.46:1.</w:t>
       </w:r>
     </w:p>
     <w:p>
@@ -1282,7 +1282,7 @@
           <w:color w:val="202020"/>
           <w:sz w:val="22"/>
         </w:rPr>
-        <w:t>These outputs are reproduced live on the public dashboard. Any subsequent dashboard update (new clusters, energy revisions, GDP refresh) will mechanically refresh the figures; the methodology does not change. The Power Mode F_total ratio of 3.46:1 reported on the cover and throughout this study corresponds exactly to this snapshot.</w:t>
+        <w:t>These outputs are reproduced live on the public dashboard. Any subsequent dashboard update (new clusters, energy revisions, GDP refresh) will mechanically refresh the figures; the methodology does not change. The Power Mode F_total ratio of 3.64:1 reported on the cover and throughout this study corresponds exactly to this snapshot.</w:t>
       </w:r>
     </w:p>
     <w:p>

--- a/docs/a traduire/2/Chapter_II_Methodologie_EN.docx
+++ b/docs/a traduire/2/Chapter_II_Methodologie_EN.docx
@@ -142,7 +142,7 @@
                 <w:color w:val="1A2744"/>
                 <w:sz w:val="22"/>
               </w:rPr>
-              <w:t>3.64:1 CACI ratio US/EU (Power Mode)</w:t>
+              <w:t>3.47:1 CACI ratio US/EU (Power Mode)</w:t>
             </w:r>
           </w:p>
         </w:tc>
@@ -877,7 +877,7 @@
           <w:color w:val="202020"/>
           <w:sz w:val="22"/>
         </w:rPr>
-        <w:t>Economic interpretation. In logarithmic form, the CACI in Intensity Mode can be written ln(CACI) = 0.40 ln(F) + 0.20 ln(L) + 0.15 ln(R) - 0.25 ln(E) - ln(GDP). This transformation linearizes the relationship and allows each coefficient to be interpreted as an elasticity. The indicator is designed for bilateral comparison: the ratio CACI(US)/CACI(EU) measures relative competitive advantage. The April 2026 snapshot yields a ratio of 3.64:1 in Power Mode (F_total) - this is the headline figure of this study.</w:t>
+        <w:t>Economic interpretation. In logarithmic form, the CACI in Intensity Mode can be written ln(CACI) = 0.40 ln(F) + 0.20 ln(L) + 0.15 ln(R) - 0.25 ln(E) - ln(GDP). This transformation linearizes the relationship and allows each coefficient to be interpreted as an elasticity. The indicator is designed for bilateral comparison: the ratio CACI(US)/CACI(EU) measures relative competitive advantage. The April 2026 snapshot yields a ratio of 3.47:1 in Power Mode (F_total) - this is the headline figure of this study.</w:t>
       </w:r>
     </w:p>
     <w:p>
@@ -1012,7 +1012,7 @@
           <w:color w:val="202020"/>
           <w:sz w:val="22"/>
         </w:rPr>
-        <w:t>The most important methodological consequence of this normalization is the revelation of a structural gap that traditional indices conceal. The IMF AI Preparedness Index (Cazzaniga et al., 2024) assigns scores of 0.85 (USA) and 0.74 (France), a ratio of 1.15:1, suggesting near-parity. The Tortoise Global AI Index produces similar gaps. Yet the normalized CACI in Power Mode places France at about 25 and Germany at about 5 on a scale where the United States = 100, i.e. ratios of 4:1 and 19:1 respectively. The headline US/EU ratio (EU aggregated as 13 main economies) is 3.64:1. This divergence is not contradictory: it results from the fact that multi-dimensional indices linearly aggregate normative dimensions (regulation, ethics, publications) that arithmetically compensate for deficits on material factors (compute, energy). The CACI, by isolating these material factors, exposes the physical chasm that composite metrics average away.</w:t>
+        <w:t>The most important methodological consequence of this normalization is the revelation of a structural gap that traditional indices conceal. The IMF AI Preparedness Index (Cazzaniga et al., 2024) assigns scores of 0.85 (USA) and 0.74 (France), a ratio of 1.15:1, suggesting near-parity. The Tortoise Global AI Index produces similar gaps. Yet the normalized CACI in Power Mode places France at about 25 and Germany at about 5 on a scale where the United States = 100, i.e. ratios of 4:1 and 19:1 respectively. The headline US/EU ratio (EU aggregated as 13 main economies) is 3.47:1. This divergence is not contradictory: it results from the fact that multi-dimensional indices linearly aggregate normative dimensions (regulation, ethics, publications) that arithmetically compensate for deficits on material factors (compute, energy). The CACI, by isolating these material factors, exposes the physical chasm that composite metrics average away.</w:t>
       </w:r>
     </w:p>
     <w:p>
@@ -1267,7 +1267,7 @@
           <w:color w:val="202020"/>
           <w:sz w:val="22"/>
         </w:rPr>
-        <w:t>Outputs (Power Mode F_total, normalised at USA = 100). USA = 100.0; EU(13) = 27.5; France = 11.6; India = 6.2; China = 36.1; UK = 7.0; Germany = 13.4. UAE = 55.7 in Physical CACI but only 6.0 in Sovereign CACI (F_dom restricted to clusters owned by domestic entities G42, MGX, Mubadala, Khazna, TII), illustrating the Physical/Sovereign decomposition: 99.6 percent of UAE F_total is owned by US-side actors (Stargate UAE, Microsoft, OpenAI). Headline ratios: US/EU(13) = 3.64:1; US/France = 3.96:1; US/Germany = 18.59:1; US/China = 7.46:1.</w:t>
+        <w:t>Outputs (Power Mode F_total, normalised at USA = 100). USA = 100.0; EU(13) = 28.8; France = 12.6; India = 7.2; China = 38.4; UK = 7.4; Germany = 13.2. UAE = 55.7 in Physical CACI but only 6.0 in Sovereign CACI (F_dom restricted to clusters owned by domestic entities G42, MGX, Mubadala, Khazna, TII), illustrating the Physical/Sovereign decomposition: 99.6 percent of UAE F_total is owned by US-side actors (Stargate UAE, Microsoft, OpenAI). Headline ratios: US/EU(13) = 3.47:1; US/France = 3.96:1; US/Germany = 18.59:1; US/China = 7.46:1.</w:t>
       </w:r>
     </w:p>
     <w:p>
@@ -1282,7 +1282,7 @@
           <w:color w:val="202020"/>
           <w:sz w:val="22"/>
         </w:rPr>
-        <w:t>These outputs are reproduced live on the public dashboard. Any subsequent dashboard update (new clusters, energy revisions, GDP refresh) will mechanically refresh the figures; the methodology does not change. The Power Mode F_total ratio of 3.64:1 reported on the cover and throughout this study corresponds exactly to this snapshot.</w:t>
+        <w:t>These outputs are reproduced live on the public dashboard. Any subsequent dashboard update (new clusters, energy revisions, GDP refresh) will mechanically refresh the figures; the methodology does not change. The Power Mode F_total ratio of 3.47:1 reported on the cover and throughout this study corresponds exactly to this snapshot.</w:t>
       </w:r>
     </w:p>
     <w:p>
